--- a/testakten/jveg-zeugin-berger-lg-tuebingen/festsetzungsantrag_jveg.docx
+++ b/testakten/jveg-zeugin-berger-lg-tuebingen/festsetzungsantrag_jveg.docx
@@ -526,7 +526,7 @@
         </w:rPr>
         <w:t>Kontoinhaber: Dr. Sophia Berger</w:t>
         <w:br/>
-        <w:t>IBAN: ES76 0049 1234 5678 9012 3456 (fiktiv)</w:t>
+        <w:t>IBAN: ES76 0049 1234 5678 9012 3456</w:t>
         <w:br/>
         <w:t>BIC: BSCHESMMXXX</w:t>
         <w:br/>
@@ -678,7 +678,7 @@
     </w:p>
     <w:sectPr>
       <w:headerReference w:type="default" r:id="rId9"/>
-      <w:pgSz w:w="12240" w:h="15840"/>
+      <w:pgSz w:w="11906" w:h="16838"/>
       <w:pgMar w:top="1417" w:right="1417" w:bottom="1134" w:left="1417" w:header="720" w:footer="720" w:gutter="0"/>
       <w:cols w:space="720"/>
       <w:docGrid w:linePitch="360"/>
